--- a/(PRGDE004)04_基本設計書(変更・追加分)EPISODE1_1.0.0 修正版.docx
+++ b/(PRGDE004)04_基本設計書(変更・追加分)EPISODE1_1.0.0 修正版.docx
@@ -1588,8 +1588,8 @@
       </w:tblPr>
       <w:tblGrid>
         <w:gridCol w:w="3218"/>
-        <w:gridCol w:w="3209"/>
-        <w:gridCol w:w="3349"/>
+        <w:gridCol w:w="3207"/>
+        <w:gridCol w:w="3351"/>
       </w:tblGrid>
       <w:tr>
         <w:trPr>
@@ -1629,7 +1629,7 @@
         </w:tc>
         <w:tc>
           <w:tcPr>
-            <w:tcW w:w="3209" w:type="dxa"/>
+            <w:tcW w:w="3207" w:type="dxa"/>
             <w:tcBorders/>
             <w:shd w:color="auto" w:fill="4F81BD" w:themeFill="accent1" w:val="clear"/>
           </w:tcPr>
@@ -1661,7 +1661,7 @@
         </w:tc>
         <w:tc>
           <w:tcPr>
-            <w:tcW w:w="3349" w:type="dxa"/>
+            <w:tcW w:w="3351" w:type="dxa"/>
             <w:tcBorders/>
             <w:shd w:color="auto" w:fill="4F81BD" w:themeFill="accent1" w:val="clear"/>
           </w:tcPr>
@@ -2492,7 +2492,7 @@
         </w:tc>
         <w:tc>
           <w:tcPr>
-            <w:tcW w:w="3209" w:type="dxa"/>
+            <w:tcW w:w="3207" w:type="dxa"/>
             <w:tcBorders/>
           </w:tcPr>
           <w:p>
@@ -3147,7 +3147,7 @@
         </w:tc>
         <w:tc>
           <w:tcPr>
-            <w:tcW w:w="3349" w:type="dxa"/>
+            <w:tcW w:w="3351" w:type="dxa"/>
             <w:tcBorders/>
           </w:tcPr>
           <w:p>
@@ -4500,12 +4500,12 @@
         </w:tblCellMar>
       </w:tblPr>
       <w:tblGrid>
-        <w:gridCol w:w="954"/>
-        <w:gridCol w:w="1135"/>
+        <w:gridCol w:w="952"/>
+        <w:gridCol w:w="1137"/>
         <w:gridCol w:w="1420"/>
         <w:gridCol w:w="2217"/>
-        <w:gridCol w:w="2218"/>
-        <w:gridCol w:w="2222"/>
+        <w:gridCol w:w="2216"/>
+        <w:gridCol w:w="2224"/>
       </w:tblGrid>
       <w:tr>
         <w:trPr/>
@@ -4613,7 +4613,7 @@
         <w:trPr/>
         <w:tc>
           <w:tcPr>
-            <w:tcW w:w="954" w:type="dxa"/>
+            <w:tcW w:w="952" w:type="dxa"/>
             <w:tcBorders>
               <w:top w:val="single" w:sz="4" w:space="0" w:color="92CDDC"/>
               <w:start w:val="single" w:sz="4" w:space="0" w:color="92CDDC"/>
@@ -4656,7 +4656,7 @@
         </w:tc>
         <w:tc>
           <w:tcPr>
-            <w:tcW w:w="1135" w:type="dxa"/>
+            <w:tcW w:w="1137" w:type="dxa"/>
             <w:tcBorders>
               <w:top w:val="single" w:sz="4" w:space="0" w:color="92CDDC"/>
               <w:start w:val="single" w:sz="4" w:space="0" w:color="92CDDC"/>
@@ -4742,7 +4742,7 @@
         </w:tc>
         <w:tc>
           <w:tcPr>
-            <w:tcW w:w="2218" w:type="dxa"/>
+            <w:tcW w:w="2216" w:type="dxa"/>
             <w:tcBorders>
               <w:top w:val="single" w:sz="4" w:space="0" w:color="92CDDC"/>
               <w:start w:val="single" w:sz="4" w:space="0" w:color="92CDDC"/>
@@ -4774,7 +4774,7 @@
         </w:tc>
         <w:tc>
           <w:tcPr>
-            <w:tcW w:w="2222" w:type="dxa"/>
+            <w:tcW w:w="2224" w:type="dxa"/>
             <w:tcBorders>
               <w:top w:val="single" w:sz="4" w:space="0" w:color="92CDDC"/>
               <w:start w:val="single" w:sz="4" w:space="0" w:color="92CDDC"/>
@@ -4811,7 +4811,7 @@
         </w:trPr>
         <w:tc>
           <w:tcPr>
-            <w:tcW w:w="954" w:type="dxa"/>
+            <w:tcW w:w="952" w:type="dxa"/>
             <w:tcBorders>
               <w:top w:val="single" w:sz="4" w:space="0" w:color="92CDDC"/>
               <w:start w:val="single" w:sz="4" w:space="0" w:color="92CDDC"/>
@@ -4842,7 +4842,7 @@
         </w:tc>
         <w:tc>
           <w:tcPr>
-            <w:tcW w:w="1135" w:type="dxa"/>
+            <w:tcW w:w="1137" w:type="dxa"/>
             <w:vMerge w:val="restart"/>
             <w:tcBorders>
               <w:top w:val="single" w:sz="4" w:space="0" w:color="92CDDC"/>
@@ -4930,7 +4930,7 @@
         </w:tc>
         <w:tc>
           <w:tcPr>
-            <w:tcW w:w="2218" w:type="dxa"/>
+            <w:tcW w:w="2216" w:type="dxa"/>
             <w:vMerge w:val="restart"/>
             <w:tcBorders>
               <w:top w:val="single" w:sz="4" w:space="0" w:color="92CDDC"/>
@@ -4998,7 +4998,7 @@
         </w:tc>
         <w:tc>
           <w:tcPr>
-            <w:tcW w:w="2222" w:type="dxa"/>
+            <w:tcW w:w="2224" w:type="dxa"/>
             <w:vMerge w:val="restart"/>
             <w:tcBorders>
               <w:top w:val="single" w:sz="4" w:space="0" w:color="92CDDC"/>
@@ -5054,7 +5054,7 @@
         </w:trPr>
         <w:tc>
           <w:tcPr>
-            <w:tcW w:w="954" w:type="dxa"/>
+            <w:tcW w:w="952" w:type="dxa"/>
             <w:tcBorders>
               <w:start w:val="single" w:sz="4" w:space="0" w:color="92CDDC"/>
               <w:bottom w:val="single" w:sz="4" w:space="0" w:color="92CDDC"/>
@@ -5084,7 +5084,7 @@
         </w:tc>
         <w:tc>
           <w:tcPr>
-            <w:tcW w:w="1135" w:type="dxa"/>
+            <w:tcW w:w="1137" w:type="dxa"/>
             <w:vMerge w:val="continue"/>
             <w:tcBorders>
               <w:start w:val="single" w:sz="4" w:space="0" w:color="92CDDC"/>
@@ -5152,7 +5152,7 @@
         </w:tc>
         <w:tc>
           <w:tcPr>
-            <w:tcW w:w="2218" w:type="dxa"/>
+            <w:tcW w:w="2216" w:type="dxa"/>
             <w:vMerge w:val="continue"/>
             <w:tcBorders>
               <w:start w:val="single" w:sz="4" w:space="0" w:color="92CDDC"/>
@@ -5172,7 +5172,7 @@
         </w:tc>
         <w:tc>
           <w:tcPr>
-            <w:tcW w:w="2222" w:type="dxa"/>
+            <w:tcW w:w="2224" w:type="dxa"/>
             <w:vMerge w:val="continue"/>
             <w:tcBorders>
               <w:start w:val="single" w:sz="4" w:space="0" w:color="92CDDC"/>
@@ -5197,7 +5197,7 @@
         </w:trPr>
         <w:tc>
           <w:tcPr>
-            <w:tcW w:w="954" w:type="dxa"/>
+            <w:tcW w:w="952" w:type="dxa"/>
             <w:tcBorders>
               <w:start w:val="single" w:sz="4" w:space="0" w:color="92CDDC"/>
               <w:bottom w:val="single" w:sz="4" w:space="0" w:color="92CDDC"/>
@@ -5227,7 +5227,7 @@
         </w:tc>
         <w:tc>
           <w:tcPr>
-            <w:tcW w:w="1135" w:type="dxa"/>
+            <w:tcW w:w="1137" w:type="dxa"/>
             <w:vMerge w:val="restart"/>
             <w:tcBorders>
               <w:start w:val="single" w:sz="4" w:space="0" w:color="92CDDC"/>
@@ -5312,7 +5312,7 @@
         </w:tc>
         <w:tc>
           <w:tcPr>
-            <w:tcW w:w="2218" w:type="dxa"/>
+            <w:tcW w:w="2216" w:type="dxa"/>
             <w:vMerge w:val="restart"/>
             <w:tcBorders>
               <w:start w:val="single" w:sz="4" w:space="0" w:color="92CDDC"/>
@@ -5421,7 +5421,7 @@
         </w:tc>
         <w:tc>
           <w:tcPr>
-            <w:tcW w:w="2222" w:type="dxa"/>
+            <w:tcW w:w="2224" w:type="dxa"/>
             <w:vMerge w:val="restart"/>
             <w:tcBorders>
               <w:start w:val="single" w:sz="4" w:space="0" w:color="92CDDC"/>
@@ -5476,7 +5476,7 @@
         </w:trPr>
         <w:tc>
           <w:tcPr>
-            <w:tcW w:w="954" w:type="dxa"/>
+            <w:tcW w:w="952" w:type="dxa"/>
             <w:tcBorders>
               <w:start w:val="single" w:sz="4" w:space="0" w:color="92CDDC"/>
               <w:bottom w:val="single" w:sz="4" w:space="0" w:color="92CDDC"/>
@@ -5506,7 +5506,7 @@
         </w:tc>
         <w:tc>
           <w:tcPr>
-            <w:tcW w:w="1135" w:type="dxa"/>
+            <w:tcW w:w="1137" w:type="dxa"/>
             <w:vMerge w:val="continue"/>
             <w:tcBorders>
               <w:start w:val="single" w:sz="4" w:space="0" w:color="92CDDC"/>
@@ -5574,7 +5574,7 @@
         </w:tc>
         <w:tc>
           <w:tcPr>
-            <w:tcW w:w="2218" w:type="dxa"/>
+            <w:tcW w:w="2216" w:type="dxa"/>
             <w:vMerge w:val="continue"/>
             <w:tcBorders>
               <w:start w:val="single" w:sz="4" w:space="0" w:color="92CDDC"/>
@@ -5594,7 +5594,7 @@
         </w:tc>
         <w:tc>
           <w:tcPr>
-            <w:tcW w:w="2222" w:type="dxa"/>
+            <w:tcW w:w="2224" w:type="dxa"/>
             <w:vMerge w:val="continue"/>
             <w:tcBorders>
               <w:start w:val="single" w:sz="4" w:space="0" w:color="92CDDC"/>
@@ -5619,7 +5619,7 @@
         </w:trPr>
         <w:tc>
           <w:tcPr>
-            <w:tcW w:w="954" w:type="dxa"/>
+            <w:tcW w:w="952" w:type="dxa"/>
             <w:tcBorders>
               <w:start w:val="single" w:sz="4" w:space="0" w:color="92CDDC"/>
               <w:bottom w:val="single" w:sz="4" w:space="0" w:color="92CDDC"/>
@@ -5649,7 +5649,7 @@
         </w:tc>
         <w:tc>
           <w:tcPr>
-            <w:tcW w:w="1135" w:type="dxa"/>
+            <w:tcW w:w="1137" w:type="dxa"/>
             <w:vMerge w:val="restart"/>
             <w:tcBorders>
               <w:start w:val="single" w:sz="4" w:space="0" w:color="92CDDC"/>
@@ -5734,7 +5734,7 @@
         </w:tc>
         <w:tc>
           <w:tcPr>
-            <w:tcW w:w="2218" w:type="dxa"/>
+            <w:tcW w:w="2216" w:type="dxa"/>
             <w:vMerge w:val="restart"/>
             <w:tcBorders>
               <w:start w:val="single" w:sz="4" w:space="0" w:color="92CDDC"/>
@@ -5855,7 +5855,7 @@
         </w:tc>
         <w:tc>
           <w:tcPr>
-            <w:tcW w:w="2222" w:type="dxa"/>
+            <w:tcW w:w="2224" w:type="dxa"/>
             <w:vMerge w:val="restart"/>
             <w:tcBorders>
               <w:start w:val="single" w:sz="4" w:space="0" w:color="92CDDC"/>
@@ -5974,7 +5974,7 @@
         </w:trPr>
         <w:tc>
           <w:tcPr>
-            <w:tcW w:w="954" w:type="dxa"/>
+            <w:tcW w:w="952" w:type="dxa"/>
             <w:tcBorders>
               <w:start w:val="single" w:sz="4" w:space="0" w:color="92CDDC"/>
               <w:bottom w:val="single" w:sz="4" w:space="0" w:color="92CDDC"/>
@@ -6004,7 +6004,7 @@
         </w:tc>
         <w:tc>
           <w:tcPr>
-            <w:tcW w:w="1135" w:type="dxa"/>
+            <w:tcW w:w="1137" w:type="dxa"/>
             <w:vMerge w:val="continue"/>
             <w:tcBorders>
               <w:start w:val="single" w:sz="4" w:space="0" w:color="92CDDC"/>
@@ -6072,7 +6072,7 @@
         </w:tc>
         <w:tc>
           <w:tcPr>
-            <w:tcW w:w="2218" w:type="dxa"/>
+            <w:tcW w:w="2216" w:type="dxa"/>
             <w:vMerge w:val="continue"/>
             <w:tcBorders>
               <w:start w:val="single" w:sz="4" w:space="0" w:color="92CDDC"/>
@@ -6092,7 +6092,7 @@
         </w:tc>
         <w:tc>
           <w:tcPr>
-            <w:tcW w:w="2222" w:type="dxa"/>
+            <w:tcW w:w="2224" w:type="dxa"/>
             <w:vMerge w:val="continue"/>
             <w:tcBorders>
               <w:start w:val="single" w:sz="4" w:space="0" w:color="92CDDC"/>
@@ -6117,7 +6117,7 @@
         </w:trPr>
         <w:tc>
           <w:tcPr>
-            <w:tcW w:w="954" w:type="dxa"/>
+            <w:tcW w:w="952" w:type="dxa"/>
             <w:tcBorders>
               <w:start w:val="single" w:sz="4" w:space="0" w:color="92CDDC"/>
               <w:bottom w:val="single" w:sz="4" w:space="0" w:color="92CDDC"/>
@@ -6147,7 +6147,7 @@
         </w:tc>
         <w:tc>
           <w:tcPr>
-            <w:tcW w:w="1135" w:type="dxa"/>
+            <w:tcW w:w="1137" w:type="dxa"/>
             <w:tcBorders>
               <w:start w:val="single" w:sz="4" w:space="0" w:color="92CDDC"/>
               <w:bottom w:val="single" w:sz="4" w:space="0" w:color="92CDDC"/>
@@ -6263,7 +6263,7 @@
         </w:tc>
         <w:tc>
           <w:tcPr>
-            <w:tcW w:w="2218" w:type="dxa"/>
+            <w:tcW w:w="2216" w:type="dxa"/>
             <w:tcBorders>
               <w:start w:val="single" w:sz="4" w:space="0" w:color="92CDDC"/>
               <w:bottom w:val="single" w:sz="4" w:space="0" w:color="92CDDC"/>
@@ -6468,7 +6468,7 @@
         </w:tc>
         <w:tc>
           <w:tcPr>
-            <w:tcW w:w="2222" w:type="dxa"/>
+            <w:tcW w:w="2224" w:type="dxa"/>
             <w:tcBorders>
               <w:start w:val="single" w:sz="4" w:space="0" w:color="92CDDC"/>
               <w:bottom w:val="single" w:sz="4" w:space="0" w:color="92CDDC"/>
@@ -6561,7 +6561,7 @@
         </w:trPr>
         <w:tc>
           <w:tcPr>
-            <w:tcW w:w="954" w:type="dxa"/>
+            <w:tcW w:w="952" w:type="dxa"/>
             <w:tcBorders>
               <w:start w:val="single" w:sz="4" w:space="0" w:color="92CDDC"/>
               <w:bottom w:val="single" w:sz="4" w:space="0" w:color="92CDDC"/>
@@ -6591,7 +6591,7 @@
         </w:tc>
         <w:tc>
           <w:tcPr>
-            <w:tcW w:w="1135" w:type="dxa"/>
+            <w:tcW w:w="1137" w:type="dxa"/>
             <w:tcBorders>
               <w:start w:val="single" w:sz="4" w:space="0" w:color="92CDDC"/>
               <w:bottom w:val="single" w:sz="4" w:space="0" w:color="92CDDC"/>
@@ -6674,7 +6674,7 @@
         </w:tc>
         <w:tc>
           <w:tcPr>
-            <w:tcW w:w="2218" w:type="dxa"/>
+            <w:tcW w:w="2216" w:type="dxa"/>
             <w:tcBorders>
               <w:start w:val="single" w:sz="4" w:space="0" w:color="92CDDC"/>
               <w:bottom w:val="single" w:sz="4" w:space="0" w:color="92CDDC"/>
@@ -6759,6 +6759,24 @@
               <w:spacing w:before="0" w:after="0"/>
               <w:jc w:val="start"/>
               <w:rPr>
+                <w:kern w:val="2"/>
+                <w:lang w:val="en-US" w:eastAsia="ja-JP" w:bidi="ar-SA"/>
+              </w:rPr>
+            </w:pPr>
+            <w:r>
+              <w:rPr>
+                <w:kern w:val="2"/>
+                <w:lang w:val="en-US" w:eastAsia="ja-JP" w:bidi="ar-SA"/>
+              </w:rPr>
+              <w:t>・割引前合計</w:t>
+            </w:r>
+          </w:p>
+          <w:p>
+            <w:pPr>
+              <w:pStyle w:val="Style30"/>
+              <w:spacing w:before="0" w:after="0"/>
+              <w:jc w:val="start"/>
+              <w:rPr>
                 <w:color w:val="FF0000"/>
                 <w:kern w:val="2"/>
                 <w:lang w:val="en-US" w:eastAsia="ja-JP" w:bidi="ar-SA"/>
@@ -6906,7 +6924,7 @@
         </w:tc>
         <w:tc>
           <w:tcPr>
-            <w:tcW w:w="2222" w:type="dxa"/>
+            <w:tcW w:w="2224" w:type="dxa"/>
             <w:tcBorders>
               <w:start w:val="single" w:sz="4" w:space="0" w:color="92CDDC"/>
               <w:bottom w:val="single" w:sz="4" w:space="0" w:color="92CDDC"/>
@@ -7020,7 +7038,7 @@
         </w:trPr>
         <w:tc>
           <w:tcPr>
-            <w:tcW w:w="954" w:type="dxa"/>
+            <w:tcW w:w="952" w:type="dxa"/>
             <w:tcBorders>
               <w:top w:val="single" w:sz="4" w:space="0" w:color="92CDDC"/>
               <w:start w:val="single" w:sz="4" w:space="0" w:color="92CDDC"/>
@@ -7051,7 +7069,7 @@
         </w:tc>
         <w:tc>
           <w:tcPr>
-            <w:tcW w:w="1135" w:type="dxa"/>
+            <w:tcW w:w="1137" w:type="dxa"/>
             <w:tcBorders>
               <w:top w:val="single" w:sz="4" w:space="0" w:color="92CDDC"/>
               <w:start w:val="single" w:sz="4" w:space="0" w:color="92CDDC"/>
@@ -7138,7 +7156,7 @@
         </w:tc>
         <w:tc>
           <w:tcPr>
-            <w:tcW w:w="2218" w:type="dxa"/>
+            <w:tcW w:w="2216" w:type="dxa"/>
             <w:tcBorders>
               <w:top w:val="single" w:sz="4" w:space="0" w:color="92CDDC"/>
               <w:start w:val="single" w:sz="4" w:space="0" w:color="92CDDC"/>
@@ -7260,7 +7278,7 @@
         </w:tc>
         <w:tc>
           <w:tcPr>
-            <w:tcW w:w="2222" w:type="dxa"/>
+            <w:tcW w:w="2224" w:type="dxa"/>
             <w:tcBorders>
               <w:top w:val="single" w:sz="4" w:space="0" w:color="92CDDC"/>
               <w:start w:val="single" w:sz="4" w:space="0" w:color="92CDDC"/>
@@ -7315,7 +7333,7 @@
         </w:trPr>
         <w:tc>
           <w:tcPr>
-            <w:tcW w:w="954" w:type="dxa"/>
+            <w:tcW w:w="952" w:type="dxa"/>
             <w:tcBorders>
               <w:start w:val="single" w:sz="4" w:space="0" w:color="92CDDC"/>
               <w:bottom w:val="single" w:sz="4" w:space="0" w:color="92CDDC"/>
@@ -7345,7 +7363,7 @@
         </w:tc>
         <w:tc>
           <w:tcPr>
-            <w:tcW w:w="1135" w:type="dxa"/>
+            <w:tcW w:w="1137" w:type="dxa"/>
             <w:tcBorders>
               <w:start w:val="single" w:sz="4" w:space="0" w:color="92CDDC"/>
               <w:bottom w:val="single" w:sz="4" w:space="0" w:color="92CDDC"/>
@@ -7429,7 +7447,7 @@
         </w:tc>
         <w:tc>
           <w:tcPr>
-            <w:tcW w:w="2218" w:type="dxa"/>
+            <w:tcW w:w="2216" w:type="dxa"/>
             <w:tcBorders>
               <w:start w:val="single" w:sz="4" w:space="0" w:color="92CDDC"/>
               <w:bottom w:val="single" w:sz="4" w:space="0" w:color="92CDDC"/>
@@ -7569,7 +7587,7 @@
         </w:tc>
         <w:tc>
           <w:tcPr>
-            <w:tcW w:w="2222" w:type="dxa"/>
+            <w:tcW w:w="2224" w:type="dxa"/>
             <w:tcBorders>
               <w:start w:val="single" w:sz="4" w:space="0" w:color="92CDDC"/>
               <w:bottom w:val="single" w:sz="4" w:space="0" w:color="92CDDC"/>
@@ -10759,7 +10777,7 @@
                 <w:kern w:val="2"/>
                 <w:lang w:val="en-US" w:eastAsia="ja-JP" w:bidi="ar-SA"/>
               </w:rPr>
-              <w:t>・獲得予定ポイント数を表示される</w:t>
+              <w:t>・獲得予定ポイント数を表示する</w:t>
             </w:r>
           </w:p>
           <w:p>
@@ -13938,10 +13956,10 @@
         <w:gridCol w:w="508"/>
         <w:gridCol w:w="1587"/>
         <w:gridCol w:w="1412"/>
-        <w:gridCol w:w="1414"/>
-        <w:gridCol w:w="744"/>
-        <w:gridCol w:w="1356"/>
-        <w:gridCol w:w="2844"/>
+        <w:gridCol w:w="1412"/>
+        <w:gridCol w:w="746"/>
+        <w:gridCol w:w="1354"/>
+        <w:gridCol w:w="2846"/>
       </w:tblGrid>
       <w:tr>
         <w:trPr>
@@ -14036,7 +14054,7 @@
         </w:tc>
         <w:tc>
           <w:tcPr>
-            <w:tcW w:w="1414" w:type="dxa"/>
+            <w:tcW w:w="1412" w:type="dxa"/>
             <w:tcBorders/>
             <w:shd w:color="auto" w:fill="4F81BD" w:themeFill="accent1" w:val="clear"/>
           </w:tcPr>
@@ -14065,7 +14083,7 @@
         </w:tc>
         <w:tc>
           <w:tcPr>
-            <w:tcW w:w="744" w:type="dxa"/>
+            <w:tcW w:w="746" w:type="dxa"/>
             <w:tcBorders/>
             <w:shd w:color="auto" w:fill="4F81BD" w:themeFill="accent1" w:val="clear"/>
           </w:tcPr>
@@ -14094,7 +14112,7 @@
         </w:tc>
         <w:tc>
           <w:tcPr>
-            <w:tcW w:w="1356" w:type="dxa"/>
+            <w:tcW w:w="1354" w:type="dxa"/>
             <w:tcBorders/>
             <w:shd w:color="auto" w:fill="4F81BD" w:themeFill="accent1" w:val="clear"/>
           </w:tcPr>
@@ -14123,7 +14141,7 @@
         </w:tc>
         <w:tc>
           <w:tcPr>
-            <w:tcW w:w="2844" w:type="dxa"/>
+            <w:tcW w:w="2846" w:type="dxa"/>
             <w:tcBorders/>
             <w:shd w:color="auto" w:fill="4F81BD" w:themeFill="accent1" w:val="clear"/>
           </w:tcPr>
@@ -14249,7 +14267,7 @@
         </w:tc>
         <w:tc>
           <w:tcPr>
-            <w:tcW w:w="1414" w:type="dxa"/>
+            <w:tcW w:w="1412" w:type="dxa"/>
             <w:tcBorders/>
             <w:shd w:color="auto" w:fill="DAEEF3" w:themeFill="accent5" w:themeFillTint="33" w:val="clear"/>
           </w:tcPr>
@@ -14276,7 +14294,7 @@
         </w:tc>
         <w:tc>
           <w:tcPr>
-            <w:tcW w:w="744" w:type="dxa"/>
+            <w:tcW w:w="746" w:type="dxa"/>
             <w:tcBorders/>
             <w:shd w:color="auto" w:fill="DAEEF3" w:themeFill="accent5" w:themeFillTint="33" w:val="clear"/>
           </w:tcPr>
@@ -14303,7 +14321,7 @@
         </w:tc>
         <w:tc>
           <w:tcPr>
-            <w:tcW w:w="1356" w:type="dxa"/>
+            <w:tcW w:w="1354" w:type="dxa"/>
             <w:tcBorders/>
             <w:shd w:color="auto" w:fill="DAEEF3" w:themeFill="accent5" w:themeFillTint="33" w:val="clear"/>
           </w:tcPr>
@@ -14330,7 +14348,7 @@
         </w:tc>
         <w:tc>
           <w:tcPr>
-            <w:tcW w:w="2844" w:type="dxa"/>
+            <w:tcW w:w="2846" w:type="dxa"/>
             <w:tcBorders/>
             <w:shd w:color="auto" w:fill="DAEEF3" w:themeFill="accent5" w:themeFillTint="33" w:val="clear"/>
           </w:tcPr>
@@ -14458,7 +14476,7 @@
         </w:tc>
         <w:tc>
           <w:tcPr>
-            <w:tcW w:w="1414" w:type="dxa"/>
+            <w:tcW w:w="1412" w:type="dxa"/>
             <w:tcBorders/>
           </w:tcPr>
           <w:p>
@@ -14484,7 +14502,7 @@
         </w:tc>
         <w:tc>
           <w:tcPr>
-            <w:tcW w:w="744" w:type="dxa"/>
+            <w:tcW w:w="746" w:type="dxa"/>
             <w:tcBorders/>
           </w:tcPr>
           <w:p>
@@ -14510,7 +14528,7 @@
         </w:tc>
         <w:tc>
           <w:tcPr>
-            <w:tcW w:w="1356" w:type="dxa"/>
+            <w:tcW w:w="1354" w:type="dxa"/>
             <w:tcBorders/>
           </w:tcPr>
           <w:p>
@@ -14563,7 +14581,7 @@
         </w:tc>
         <w:tc>
           <w:tcPr>
-            <w:tcW w:w="2844" w:type="dxa"/>
+            <w:tcW w:w="2846" w:type="dxa"/>
             <w:tcBorders/>
           </w:tcPr>
           <w:p>
@@ -14678,7 +14696,7 @@
         </w:tc>
         <w:tc>
           <w:tcPr>
-            <w:tcW w:w="1414" w:type="dxa"/>
+            <w:tcW w:w="1412" w:type="dxa"/>
             <w:tcBorders/>
             <w:shd w:color="auto" w:fill="DAEEF3" w:themeFill="accent5" w:themeFillTint="33" w:val="clear"/>
           </w:tcPr>
@@ -14705,7 +14723,7 @@
         </w:tc>
         <w:tc>
           <w:tcPr>
-            <w:tcW w:w="744" w:type="dxa"/>
+            <w:tcW w:w="746" w:type="dxa"/>
             <w:tcBorders/>
             <w:shd w:color="auto" w:fill="DAEEF3" w:themeFill="accent5" w:themeFillTint="33" w:val="clear"/>
           </w:tcPr>
@@ -14732,7 +14750,7 @@
         </w:tc>
         <w:tc>
           <w:tcPr>
-            <w:tcW w:w="1356" w:type="dxa"/>
+            <w:tcW w:w="1354" w:type="dxa"/>
             <w:tcBorders/>
             <w:shd w:color="auto" w:fill="DAEEF3" w:themeFill="accent5" w:themeFillTint="33" w:val="clear"/>
           </w:tcPr>
@@ -14759,7 +14777,7 @@
         </w:tc>
         <w:tc>
           <w:tcPr>
-            <w:tcW w:w="2844" w:type="dxa"/>
+            <w:tcW w:w="2846" w:type="dxa"/>
             <w:tcBorders/>
             <w:shd w:color="auto" w:fill="DAEEF3" w:themeFill="accent5" w:themeFillTint="33" w:val="clear"/>
           </w:tcPr>
@@ -14871,7 +14889,7 @@
         </w:tc>
         <w:tc>
           <w:tcPr>
-            <w:tcW w:w="1414" w:type="dxa"/>
+            <w:tcW w:w="1412" w:type="dxa"/>
             <w:tcBorders/>
           </w:tcPr>
           <w:p>
@@ -14897,7 +14915,7 @@
         </w:tc>
         <w:tc>
           <w:tcPr>
-            <w:tcW w:w="744" w:type="dxa"/>
+            <w:tcW w:w="746" w:type="dxa"/>
             <w:tcBorders/>
           </w:tcPr>
           <w:p>
@@ -14923,7 +14941,7 @@
         </w:tc>
         <w:tc>
           <w:tcPr>
-            <w:tcW w:w="1356" w:type="dxa"/>
+            <w:tcW w:w="1354" w:type="dxa"/>
             <w:tcBorders/>
           </w:tcPr>
           <w:p>
@@ -14949,7 +14967,7 @@
         </w:tc>
         <w:tc>
           <w:tcPr>
-            <w:tcW w:w="2844" w:type="dxa"/>
+            <w:tcW w:w="2846" w:type="dxa"/>
             <w:tcBorders/>
           </w:tcPr>
           <w:p>
@@ -15088,7 +15106,7 @@
         </w:tc>
         <w:tc>
           <w:tcPr>
-            <w:tcW w:w="1414" w:type="dxa"/>
+            <w:tcW w:w="1412" w:type="dxa"/>
             <w:tcBorders/>
             <w:shd w:color="auto" w:fill="DAEEF3" w:themeFill="accent5" w:themeFillTint="33" w:val="clear"/>
           </w:tcPr>
@@ -15115,7 +15133,7 @@
         </w:tc>
         <w:tc>
           <w:tcPr>
-            <w:tcW w:w="744" w:type="dxa"/>
+            <w:tcW w:w="746" w:type="dxa"/>
             <w:tcBorders/>
             <w:shd w:color="auto" w:fill="DAEEF3" w:themeFill="accent5" w:themeFillTint="33" w:val="clear"/>
           </w:tcPr>
@@ -15142,7 +15160,7 @@
         </w:tc>
         <w:tc>
           <w:tcPr>
-            <w:tcW w:w="1356" w:type="dxa"/>
+            <w:tcW w:w="1354" w:type="dxa"/>
             <w:tcBorders/>
             <w:shd w:color="auto" w:fill="DAEEF3" w:themeFill="accent5" w:themeFillTint="33" w:val="clear"/>
           </w:tcPr>
@@ -15169,7 +15187,7 @@
         </w:tc>
         <w:tc>
           <w:tcPr>
-            <w:tcW w:w="2844" w:type="dxa"/>
+            <w:tcW w:w="2846" w:type="dxa"/>
             <w:tcBorders/>
             <w:shd w:color="auto" w:fill="DAEEF3" w:themeFill="accent5" w:themeFillTint="33" w:val="clear"/>
           </w:tcPr>
@@ -15281,7 +15299,7 @@
         </w:tc>
         <w:tc>
           <w:tcPr>
-            <w:tcW w:w="1414" w:type="dxa"/>
+            <w:tcW w:w="1412" w:type="dxa"/>
             <w:tcBorders/>
           </w:tcPr>
           <w:p>
@@ -15307,7 +15325,7 @@
         </w:tc>
         <w:tc>
           <w:tcPr>
-            <w:tcW w:w="744" w:type="dxa"/>
+            <w:tcW w:w="746" w:type="dxa"/>
             <w:tcBorders/>
           </w:tcPr>
           <w:p>
@@ -15333,7 +15351,7 @@
         </w:tc>
         <w:tc>
           <w:tcPr>
-            <w:tcW w:w="1356" w:type="dxa"/>
+            <w:tcW w:w="1354" w:type="dxa"/>
             <w:tcBorders/>
           </w:tcPr>
           <w:p>
@@ -15359,7 +15377,7 @@
         </w:tc>
         <w:tc>
           <w:tcPr>
-            <w:tcW w:w="2844" w:type="dxa"/>
+            <w:tcW w:w="2846" w:type="dxa"/>
             <w:tcBorders/>
           </w:tcPr>
           <w:p>
@@ -15498,7 +15516,7 @@
         </w:tc>
         <w:tc>
           <w:tcPr>
-            <w:tcW w:w="1414" w:type="dxa"/>
+            <w:tcW w:w="1412" w:type="dxa"/>
             <w:tcBorders/>
             <w:shd w:color="auto" w:fill="DAEEF3" w:themeFill="accent5" w:themeFillTint="33" w:val="clear"/>
           </w:tcPr>
@@ -15525,7 +15543,7 @@
         </w:tc>
         <w:tc>
           <w:tcPr>
-            <w:tcW w:w="744" w:type="dxa"/>
+            <w:tcW w:w="746" w:type="dxa"/>
             <w:tcBorders/>
             <w:shd w:color="auto" w:fill="DAEEF3" w:themeFill="accent5" w:themeFillTint="33" w:val="clear"/>
           </w:tcPr>
@@ -15552,7 +15570,7 @@
         </w:tc>
         <w:tc>
           <w:tcPr>
-            <w:tcW w:w="1356" w:type="dxa"/>
+            <w:tcW w:w="1354" w:type="dxa"/>
             <w:tcBorders/>
             <w:shd w:color="auto" w:fill="DAEEF3" w:themeFill="accent5" w:themeFillTint="33" w:val="clear"/>
           </w:tcPr>
@@ -15579,7 +15597,7 @@
         </w:tc>
         <w:tc>
           <w:tcPr>
-            <w:tcW w:w="2844" w:type="dxa"/>
+            <w:tcW w:w="2846" w:type="dxa"/>
             <w:tcBorders/>
             <w:shd w:color="auto" w:fill="DAEEF3" w:themeFill="accent5" w:themeFillTint="33" w:val="clear"/>
           </w:tcPr>
@@ -15730,7 +15748,7 @@
         </w:tc>
         <w:tc>
           <w:tcPr>
-            <w:tcW w:w="1414" w:type="dxa"/>
+            <w:tcW w:w="1412" w:type="dxa"/>
             <w:tcBorders/>
           </w:tcPr>
           <w:p>
@@ -15756,7 +15774,7 @@
         </w:tc>
         <w:tc>
           <w:tcPr>
-            <w:tcW w:w="744" w:type="dxa"/>
+            <w:tcW w:w="746" w:type="dxa"/>
             <w:tcBorders/>
           </w:tcPr>
           <w:p>
@@ -15782,7 +15800,7 @@
         </w:tc>
         <w:tc>
           <w:tcPr>
-            <w:tcW w:w="1356" w:type="dxa"/>
+            <w:tcW w:w="1354" w:type="dxa"/>
             <w:tcBorders/>
           </w:tcPr>
           <w:p>
@@ -15808,7 +15826,7 @@
         </w:tc>
         <w:tc>
           <w:tcPr>
-            <w:tcW w:w="2844" w:type="dxa"/>
+            <w:tcW w:w="2846" w:type="dxa"/>
             <w:tcBorders/>
           </w:tcPr>
           <w:p>
@@ -16039,7 +16057,7 @@
         </w:tc>
         <w:tc>
           <w:tcPr>
-            <w:tcW w:w="1414" w:type="dxa"/>
+            <w:tcW w:w="1412" w:type="dxa"/>
             <w:tcBorders/>
             <w:shd w:color="auto" w:fill="DAEEF3" w:themeFill="accent5" w:themeFillTint="33" w:val="clear"/>
           </w:tcPr>
@@ -16066,7 +16084,7 @@
         </w:tc>
         <w:tc>
           <w:tcPr>
-            <w:tcW w:w="744" w:type="dxa"/>
+            <w:tcW w:w="746" w:type="dxa"/>
             <w:tcBorders/>
             <w:shd w:color="auto" w:fill="DAEEF3" w:themeFill="accent5" w:themeFillTint="33" w:val="clear"/>
           </w:tcPr>
@@ -16093,7 +16111,7 @@
         </w:tc>
         <w:tc>
           <w:tcPr>
-            <w:tcW w:w="1356" w:type="dxa"/>
+            <w:tcW w:w="1354" w:type="dxa"/>
             <w:tcBorders/>
             <w:shd w:color="auto" w:fill="DAEEF3" w:themeFill="accent5" w:themeFillTint="33" w:val="clear"/>
           </w:tcPr>
@@ -16122,7 +16140,7 @@
         </w:tc>
         <w:tc>
           <w:tcPr>
-            <w:tcW w:w="2844" w:type="dxa"/>
+            <w:tcW w:w="2846" w:type="dxa"/>
             <w:tcBorders/>
             <w:shd w:color="auto" w:fill="DAEEF3" w:themeFill="accent5" w:themeFillTint="33" w:val="clear"/>
           </w:tcPr>
@@ -16386,7 +16404,7 @@
         </w:tc>
         <w:tc>
           <w:tcPr>
-            <w:tcW w:w="1414" w:type="dxa"/>
+            <w:tcW w:w="1412" w:type="dxa"/>
             <w:tcBorders>
               <w:top w:val="nil"/>
             </w:tcBorders>
@@ -16415,7 +16433,7 @@
         </w:tc>
         <w:tc>
           <w:tcPr>
-            <w:tcW w:w="744" w:type="dxa"/>
+            <w:tcW w:w="746" w:type="dxa"/>
             <w:tcBorders>
               <w:top w:val="nil"/>
             </w:tcBorders>
@@ -16444,7 +16462,7 @@
         </w:tc>
         <w:tc>
           <w:tcPr>
-            <w:tcW w:w="1356" w:type="dxa"/>
+            <w:tcW w:w="1354" w:type="dxa"/>
             <w:tcBorders>
               <w:top w:val="nil"/>
             </w:tcBorders>
@@ -16475,7 +16493,7 @@
         </w:tc>
         <w:tc>
           <w:tcPr>
-            <w:tcW w:w="2844" w:type="dxa"/>
+            <w:tcW w:w="2846" w:type="dxa"/>
             <w:tcBorders>
               <w:top w:val="nil"/>
             </w:tcBorders>
@@ -16644,7 +16662,7 @@
         </w:tc>
         <w:tc>
           <w:tcPr>
-            <w:tcW w:w="1414" w:type="dxa"/>
+            <w:tcW w:w="1412" w:type="dxa"/>
             <w:tcBorders>
               <w:top w:val="nil"/>
             </w:tcBorders>
@@ -16672,7 +16690,7 @@
         </w:tc>
         <w:tc>
           <w:tcPr>
-            <w:tcW w:w="744" w:type="dxa"/>
+            <w:tcW w:w="746" w:type="dxa"/>
             <w:tcBorders>
               <w:top w:val="nil"/>
             </w:tcBorders>
@@ -16700,7 +16718,7 @@
         </w:tc>
         <w:tc>
           <w:tcPr>
-            <w:tcW w:w="1356" w:type="dxa"/>
+            <w:tcW w:w="1354" w:type="dxa"/>
             <w:tcBorders>
               <w:top w:val="nil"/>
             </w:tcBorders>
@@ -16728,7 +16746,7 @@
         </w:tc>
         <w:tc>
           <w:tcPr>
-            <w:tcW w:w="2844" w:type="dxa"/>
+            <w:tcW w:w="2846" w:type="dxa"/>
             <w:tcBorders>
               <w:top w:val="nil"/>
             </w:tcBorders>
@@ -16857,7 +16875,7 @@
         </w:tc>
         <w:tc>
           <w:tcPr>
-            <w:tcW w:w="1414" w:type="dxa"/>
+            <w:tcW w:w="1412" w:type="dxa"/>
             <w:tcBorders>
               <w:top w:val="nil"/>
             </w:tcBorders>
@@ -16885,7 +16903,7 @@
         </w:tc>
         <w:tc>
           <w:tcPr>
-            <w:tcW w:w="744" w:type="dxa"/>
+            <w:tcW w:w="746" w:type="dxa"/>
             <w:tcBorders>
               <w:top w:val="nil"/>
             </w:tcBorders>
@@ -16913,7 +16931,7 @@
         </w:tc>
         <w:tc>
           <w:tcPr>
-            <w:tcW w:w="1356" w:type="dxa"/>
+            <w:tcW w:w="1354" w:type="dxa"/>
             <w:tcBorders>
               <w:top w:val="nil"/>
             </w:tcBorders>
@@ -16941,7 +16959,7 @@
         </w:tc>
         <w:tc>
           <w:tcPr>
-            <w:tcW w:w="2844" w:type="dxa"/>
+            <w:tcW w:w="2846" w:type="dxa"/>
             <w:tcBorders>
               <w:top w:val="nil"/>
             </w:tcBorders>
@@ -17327,13 +17345,13 @@
       </w:tblPr>
       <w:tblGrid>
         <w:gridCol w:w="421"/>
-        <w:gridCol w:w="1647"/>
-        <w:gridCol w:w="337"/>
+        <w:gridCol w:w="1645"/>
+        <w:gridCol w:w="339"/>
         <w:gridCol w:w="2105"/>
-        <w:gridCol w:w="1438"/>
-        <w:gridCol w:w="1281"/>
-        <w:gridCol w:w="1263"/>
-        <w:gridCol w:w="1281"/>
+        <w:gridCol w:w="1436"/>
+        <w:gridCol w:w="1283"/>
+        <w:gridCol w:w="1261"/>
+        <w:gridCol w:w="1283"/>
       </w:tblGrid>
       <w:tr>
         <w:trPr>
@@ -17426,7 +17444,7 @@
         </w:trPr>
         <w:tc>
           <w:tcPr>
-            <w:tcW w:w="2068" w:type="dxa"/>
+            <w:tcW w:w="2066" w:type="dxa"/>
             <w:gridSpan w:val="2"/>
             <w:cnfStyle w:val="001000000000" w:firstRow="0" w:lastRow="0" w:firstColumn="1" w:lastColumn="0" w:oddVBand="0" w:evenVBand="0" w:oddHBand="0" w:evenHBand="0" w:firstRowFirstColumn="0" w:firstRowLastColumn="0" w:lastRowFirstColumn="0" w:lastRowLastColumn="0"/>
             <w:tcBorders/>
@@ -17457,7 +17475,7 @@
         </w:tc>
         <w:tc>
           <w:tcPr>
-            <w:tcW w:w="2442" w:type="dxa"/>
+            <w:tcW w:w="2444" w:type="dxa"/>
             <w:gridSpan w:val="2"/>
             <w:tcBorders/>
             <w:shd w:color="auto" w:fill="DAEEF3" w:themeFill="accent5" w:themeFillTint="33" w:val="clear"/>
@@ -17486,7 +17504,7 @@
         </w:tc>
         <w:tc>
           <w:tcPr>
-            <w:tcW w:w="1438" w:type="dxa"/>
+            <w:tcW w:w="1436" w:type="dxa"/>
             <w:tcBorders/>
             <w:shd w:color="auto" w:fill="DAEEF3" w:themeFill="accent5" w:themeFillTint="33" w:val="clear"/>
           </w:tcPr>
@@ -17514,7 +17532,7 @@
         </w:tc>
         <w:tc>
           <w:tcPr>
-            <w:tcW w:w="1281" w:type="dxa"/>
+            <w:tcW w:w="1283" w:type="dxa"/>
             <w:tcBorders/>
             <w:shd w:color="auto" w:fill="DAEEF3" w:themeFill="accent5" w:themeFillTint="33" w:val="clear"/>
           </w:tcPr>
@@ -17542,7 +17560,7 @@
         </w:tc>
         <w:tc>
           <w:tcPr>
-            <w:tcW w:w="1263" w:type="dxa"/>
+            <w:tcW w:w="1261" w:type="dxa"/>
             <w:tcBorders/>
             <w:shd w:color="auto" w:fill="DAEEF3" w:themeFill="accent5" w:themeFillTint="33" w:val="clear"/>
           </w:tcPr>
@@ -17570,7 +17588,7 @@
         </w:tc>
         <w:tc>
           <w:tcPr>
-            <w:tcW w:w="1281" w:type="dxa"/>
+            <w:tcW w:w="1283" w:type="dxa"/>
             <w:tcBorders/>
             <w:shd w:color="auto" w:fill="DAEEF3" w:themeFill="accent5" w:themeFillTint="33" w:val="clear"/>
           </w:tcPr>
@@ -17644,7 +17662,7 @@
         </w:tc>
         <w:tc>
           <w:tcPr>
-            <w:tcW w:w="1647" w:type="dxa"/>
+            <w:tcW w:w="1645" w:type="dxa"/>
             <w:tcBorders/>
           </w:tcPr>
           <w:p>
@@ -17691,7 +17709,7 @@
         </w:tc>
         <w:tc>
           <w:tcPr>
-            <w:tcW w:w="337" w:type="dxa"/>
+            <w:tcW w:w="339" w:type="dxa"/>
             <w:tcBorders/>
           </w:tcPr>
           <w:p>
@@ -17743,7 +17761,7 @@
         </w:tc>
         <w:tc>
           <w:tcPr>
-            <w:tcW w:w="1438" w:type="dxa"/>
+            <w:tcW w:w="1436" w:type="dxa"/>
             <w:tcBorders/>
           </w:tcPr>
           <w:p>
@@ -17771,7 +17789,7 @@
         </w:tc>
         <w:tc>
           <w:tcPr>
-            <w:tcW w:w="1281" w:type="dxa"/>
+            <w:tcW w:w="1283" w:type="dxa"/>
             <w:tcBorders/>
           </w:tcPr>
           <w:p>
@@ -17799,7 +17817,7 @@
         </w:tc>
         <w:tc>
           <w:tcPr>
-            <w:tcW w:w="1263" w:type="dxa"/>
+            <w:tcW w:w="1261" w:type="dxa"/>
             <w:tcBorders/>
           </w:tcPr>
           <w:p>
@@ -17827,7 +17845,7 @@
         </w:tc>
         <w:tc>
           <w:tcPr>
-            <w:tcW w:w="1281" w:type="dxa"/>
+            <w:tcW w:w="1283" w:type="dxa"/>
             <w:tcBorders/>
           </w:tcPr>
           <w:p>
